--- a/docs/Lab01/Requirements_v2.0.docx
+++ b/docs/Lab01/Requirements_v2.0.docx
@@ -65,7 +65,47 @@
         <w:rPr>
           <w:rFonts w:cstheme="minorHAnsi"/>
         </w:rPr>
-        <w:t>Aplicația trebuie să ofere funcționalități complete de gestiune (adăugare, modificare, ștergere, vizualizare), să asigure persistența datelor în fișiere, precum și o interfață grafică intuitivă pentru utilizator.</w:t>
+        <w:t>Aplicația trebuie să ofere funcționalități complete de gestiune (adăugare, modificare, ștergere, vizualizare), să asigure persistența datelor în fișiere</w:t>
+      </w:r>
+      <w:r>
+        <w:rPr>
+          <w:rFonts w:cstheme="minorHAnsi"/>
+        </w:rPr>
+        <w:t xml:space="preserve"> (datele trebuie sa fie </w:t>
+      </w:r>
+      <w:proofErr w:type="spellStart"/>
+      <w:r>
+        <w:rPr>
+          <w:rFonts w:cstheme="minorHAnsi"/>
+        </w:rPr>
+        <w:t>intelese</w:t>
+      </w:r>
+      <w:proofErr w:type="spellEnd"/>
+      <w:r>
+        <w:rPr>
+          <w:rFonts w:cstheme="minorHAnsi"/>
+        </w:rPr>
+        <w:t xml:space="preserve"> si de </w:t>
+      </w:r>
+      <w:proofErr w:type="spellStart"/>
+      <w:r>
+        <w:rPr>
+          <w:rFonts w:cstheme="minorHAnsi"/>
+        </w:rPr>
+        <w:t>catre</w:t>
+      </w:r>
+      <w:proofErr w:type="spellEnd"/>
+      <w:r>
+        <w:rPr>
+          <w:rFonts w:cstheme="minorHAnsi"/>
+        </w:rPr>
+        <w:t xml:space="preserve"> un om)</w:t>
+      </w:r>
+      <w:r>
+        <w:rPr>
+          <w:rFonts w:cstheme="minorHAnsi"/>
+        </w:rPr>
+        <w:t>, precum și o interfață grafică intuitivă pentru utilizator.</w:t>
       </w:r>
     </w:p>
     <w:p>
@@ -342,7 +382,7 @@
       <w:pPr>
         <w:widowControl w:val="0"/>
         <w:numPr>
-          <w:ilvl w:val="0"/>
+          <w:ilvl w:val="1"/>
           <w:numId w:val="22"/>
         </w:numPr>
         <w:autoSpaceDE w:val="0"/>
@@ -359,7 +399,35 @@
         <w:rPr>
           <w:rFonts w:cstheme="minorHAnsi"/>
         </w:rPr>
-        <w:t>Fiecare produs trebuie să aparțină unui tip și unei categorii.</w:t>
+        <w:t xml:space="preserve">Produsul are un nume si un </w:t>
+      </w:r>
+      <w:proofErr w:type="spellStart"/>
+      <w:r>
+        <w:rPr>
+          <w:rFonts w:cstheme="minorHAnsi"/>
+        </w:rPr>
+        <w:t>pret</w:t>
+      </w:r>
+      <w:proofErr w:type="spellEnd"/>
+      <w:r>
+        <w:rPr>
+          <w:rFonts w:cstheme="minorHAnsi"/>
+        </w:rPr>
+        <w:t xml:space="preserve"> setat la </w:t>
+      </w:r>
+      <w:proofErr w:type="spellStart"/>
+      <w:r>
+        <w:rPr>
+          <w:rFonts w:cstheme="minorHAnsi"/>
+        </w:rPr>
+        <w:t>adaugarea</w:t>
+      </w:r>
+      <w:proofErr w:type="spellEnd"/>
+      <w:r>
+        <w:rPr>
+          <w:rFonts w:cstheme="minorHAnsi"/>
+        </w:rPr>
+        <w:t xml:space="preserve"> lui</w:t>
       </w:r>
     </w:p>
     <w:p>
@@ -383,7 +451,41 @@
         <w:rPr>
           <w:rFonts w:cstheme="minorHAnsi"/>
         </w:rPr>
-        <w:t>Utilizatorul poate adăuga, modifica și șterge tipuri și categorii de băuturi.</w:t>
+        <w:t>Fiecare produs trebuie să aparțină unui tip și unei categorii</w:t>
+      </w:r>
+      <w:r>
+        <w:rPr>
+          <w:rFonts w:cstheme="minorHAnsi"/>
+        </w:rPr>
+        <w:t xml:space="preserve">. Tipul si categoria vor fi reprezentate </w:t>
+      </w:r>
+      <w:proofErr w:type="spellStart"/>
+      <w:r>
+        <w:rPr>
+          <w:rFonts w:cstheme="minorHAnsi"/>
+        </w:rPr>
+        <w:t>intr</w:t>
+      </w:r>
+      <w:proofErr w:type="spellEnd"/>
+      <w:r>
+        <w:rPr>
+          <w:rFonts w:cstheme="minorHAnsi"/>
+        </w:rPr>
+        <w:t xml:space="preserve">-un </w:t>
+      </w:r>
+      <w:proofErr w:type="spellStart"/>
+      <w:r>
+        <w:rPr>
+          <w:rFonts w:cstheme="minorHAnsi"/>
+        </w:rPr>
+        <w:t>Enum</w:t>
+      </w:r>
+      <w:proofErr w:type="spellEnd"/>
+      <w:r>
+        <w:rPr>
+          <w:rFonts w:cstheme="minorHAnsi"/>
+        </w:rPr>
+        <w:t>.</w:t>
       </w:r>
     </w:p>
     <w:p>
@@ -407,6 +509,30 @@
         <w:rPr>
           <w:rFonts w:cstheme="minorHAnsi"/>
         </w:rPr>
+        <w:t>Utilizatorul poate adăuga, modifica și șterge tipuri și categorii de băuturi.</w:t>
+      </w:r>
+    </w:p>
+    <w:p>
+      <w:pPr>
+        <w:widowControl w:val="0"/>
+        <w:numPr>
+          <w:ilvl w:val="0"/>
+          <w:numId w:val="22"/>
+        </w:numPr>
+        <w:autoSpaceDE w:val="0"/>
+        <w:autoSpaceDN w:val="0"/>
+        <w:adjustRightInd w:val="0"/>
+        <w:spacing w:after="0" w:line="240" w:lineRule="auto"/>
+        <w:ind w:right="75"/>
+        <w:jc w:val="both"/>
+        <w:rPr>
+          <w:rFonts w:cstheme="minorHAnsi"/>
+        </w:rPr>
+      </w:pPr>
+      <w:r>
+        <w:rPr>
+          <w:rFonts w:cstheme="minorHAnsi"/>
+        </w:rPr>
         <w:t>Aplicația trebuie să permită definirea rețetelor pentru produse:</w:t>
       </w:r>
     </w:p>
@@ -949,6 +1075,39 @@
           <w:rFonts w:cstheme="minorHAnsi"/>
         </w:rPr>
         <w:t>Codul trebuie să respecte principiile OOP (încapsulare, separarea responsabilităților).</w:t>
+      </w:r>
+    </w:p>
+    <w:p>
+      <w:pPr>
+        <w:widowControl w:val="0"/>
+        <w:numPr>
+          <w:ilvl w:val="0"/>
+          <w:numId w:val="23"/>
+        </w:numPr>
+        <w:autoSpaceDE w:val="0"/>
+        <w:autoSpaceDN w:val="0"/>
+        <w:adjustRightInd w:val="0"/>
+        <w:spacing w:after="0" w:line="240" w:lineRule="auto"/>
+        <w:ind w:right="75"/>
+        <w:jc w:val="both"/>
+        <w:rPr>
+          <w:rFonts w:cstheme="minorHAnsi"/>
+          <w:lang w:val="pt-BR"/>
+        </w:rPr>
+      </w:pPr>
+      <w:proofErr w:type="spellStart"/>
+      <w:r>
+        <w:rPr>
+          <w:rFonts w:cstheme="minorHAnsi"/>
+        </w:rPr>
+        <w:t>Aplicatia</w:t>
+      </w:r>
+      <w:proofErr w:type="spellEnd"/>
+      <w:r>
+        <w:rPr>
+          <w:rFonts w:cstheme="minorHAnsi"/>
+        </w:rPr>
+        <w:t xml:space="preserve"> trebuie sa suporte un singur magazin cu un singur utilizator simultan.</w:t>
       </w:r>
     </w:p>
     <w:sectPr>
@@ -1083,6 +1242,7 @@
       </w:rPr>
       <w:t xml:space="preserve">Proiect </w:t>
     </w:r>
+    <w:proofErr w:type="spellStart"/>
     <w:r>
       <w:rPr>
         <w:rFonts w:cstheme="minorHAnsi"/>
@@ -1092,6 +1252,7 @@
       </w:rPr>
       <w:t>MyDrinkShop</w:t>
     </w:r>
+    <w:proofErr w:type="spellEnd"/>
     <w:r>
       <w:rPr>
         <w:rFonts w:cstheme="minorHAnsi"/>

--- a/docs/Lab01/Requirements_v2.0.docx
+++ b/docs/Lab01/Requirements_v2.0.docx
@@ -71,12 +71,27 @@
         <w:rPr>
           <w:rFonts w:cstheme="minorHAnsi"/>
         </w:rPr>
-        <w:t xml:space="preserve"> (datele trebuie sa fie </w:t>
+        <w:t xml:space="preserve"> </w:t>
+      </w:r>
+      <w:r>
+        <w:rPr>
+          <w:rFonts w:cstheme="minorHAnsi"/>
+          <w:u w:val="single"/>
+        </w:rPr>
+        <w:t>(</w:t>
+      </w:r>
+      <w:r>
+        <w:rPr>
+          <w:rFonts w:cstheme="minorHAnsi"/>
+          <w:u w:val="single"/>
+        </w:rPr>
+        <w:t xml:space="preserve">datele nu este obligatoriu sa fie </w:t>
       </w:r>
       <w:proofErr w:type="spellStart"/>
       <w:r>
         <w:rPr>
           <w:rFonts w:cstheme="minorHAnsi"/>
+          <w:u w:val="single"/>
         </w:rPr>
         <w:t>intelese</w:t>
       </w:r>
@@ -84,13 +99,15 @@
       <w:r>
         <w:rPr>
           <w:rFonts w:cstheme="minorHAnsi"/>
-        </w:rPr>
-        <w:t xml:space="preserve"> si de </w:t>
+          <w:u w:val="single"/>
+        </w:rPr>
+        <w:t xml:space="preserve"> de </w:t>
       </w:r>
       <w:proofErr w:type="spellStart"/>
       <w:r>
         <w:rPr>
           <w:rFonts w:cstheme="minorHAnsi"/>
+          <w:u w:val="single"/>
         </w:rPr>
         <w:t>catre</w:t>
       </w:r>
@@ -98,14 +115,34 @@
       <w:r>
         <w:rPr>
           <w:rFonts w:cstheme="minorHAnsi"/>
-        </w:rPr>
-        <w:t xml:space="preserve"> un om)</w:t>
-      </w:r>
-      <w:r>
-        <w:rPr>
-          <w:rFonts w:cstheme="minorHAnsi"/>
-        </w:rPr>
-        <w:t>, precum și o interfață grafică intuitivă pentru utilizator.</w:t>
+          <w:u w:val="single"/>
+        </w:rPr>
+        <w:t xml:space="preserve"> un om</w:t>
+      </w:r>
+      <w:r>
+        <w:rPr>
+          <w:rFonts w:cstheme="minorHAnsi"/>
+          <w:u w:val="single"/>
+        </w:rPr>
+        <w:t>)</w:t>
+      </w:r>
+      <w:r>
+        <w:rPr>
+          <w:rFonts w:cstheme="minorHAnsi"/>
+        </w:rPr>
+        <w:t xml:space="preserve"> </w:t>
+      </w:r>
+      <w:r>
+        <w:rPr>
+          <w:rFonts w:cstheme="minorHAnsi"/>
+        </w:rPr>
+        <w:t xml:space="preserve">, </w:t>
+      </w:r>
+      <w:r>
+        <w:rPr>
+          <w:rFonts w:cstheme="minorHAnsi"/>
+        </w:rPr>
+        <w:t>precum și o interfață grafică intuitivă pentru utilizator.</w:t>
       </w:r>
     </w:p>
     <w:p>
@@ -393,11 +430,13 @@
         <w:jc w:val="both"/>
         <w:rPr>
           <w:rFonts w:cstheme="minorHAnsi"/>
-        </w:rPr>
-      </w:pPr>
-      <w:r>
-        <w:rPr>
-          <w:rFonts w:cstheme="minorHAnsi"/>
+          <w:u w:val="single"/>
+        </w:rPr>
+      </w:pPr>
+      <w:r>
+        <w:rPr>
+          <w:rFonts w:cstheme="minorHAnsi"/>
+          <w:u w:val="single"/>
         </w:rPr>
         <w:t xml:space="preserve">Produsul are un nume si un </w:t>
       </w:r>
@@ -405,6 +444,7 @@
       <w:r>
         <w:rPr>
           <w:rFonts w:cstheme="minorHAnsi"/>
+          <w:u w:val="single"/>
         </w:rPr>
         <w:t>pret</w:t>
       </w:r>
@@ -412,6 +452,7 @@
       <w:r>
         <w:rPr>
           <w:rFonts w:cstheme="minorHAnsi"/>
+          <w:u w:val="single"/>
         </w:rPr>
         <w:t xml:space="preserve"> setat la </w:t>
       </w:r>
@@ -419,6 +460,7 @@
       <w:r>
         <w:rPr>
           <w:rFonts w:cstheme="minorHAnsi"/>
+          <w:u w:val="single"/>
         </w:rPr>
         <w:t>adaugarea</w:t>
       </w:r>
@@ -426,6 +468,7 @@
       <w:r>
         <w:rPr>
           <w:rFonts w:cstheme="minorHAnsi"/>
+          <w:u w:val="single"/>
         </w:rPr>
         <w:t xml:space="preserve"> lui</w:t>
       </w:r>
@@ -457,12 +500,20 @@
         <w:rPr>
           <w:rFonts w:cstheme="minorHAnsi"/>
         </w:rPr>
-        <w:t xml:space="preserve">. Tipul si categoria vor fi reprezentate </w:t>
+        <w:t xml:space="preserve">. </w:t>
+      </w:r>
+      <w:r>
+        <w:rPr>
+          <w:rFonts w:cstheme="minorHAnsi"/>
+          <w:u w:val="single"/>
+        </w:rPr>
+        <w:t xml:space="preserve">Tipul si categoria vor fi reprezentate </w:t>
       </w:r>
       <w:proofErr w:type="spellStart"/>
       <w:r>
         <w:rPr>
           <w:rFonts w:cstheme="minorHAnsi"/>
+          <w:u w:val="single"/>
         </w:rPr>
         <w:t>intr</w:t>
       </w:r>
@@ -470,6 +521,7 @@
       <w:r>
         <w:rPr>
           <w:rFonts w:cstheme="minorHAnsi"/>
+          <w:u w:val="single"/>
         </w:rPr>
         <w:t xml:space="preserve">-un </w:t>
       </w:r>
@@ -477,6 +529,7 @@
       <w:r>
         <w:rPr>
           <w:rFonts w:cstheme="minorHAnsi"/>
+          <w:u w:val="single"/>
         </w:rPr>
         <w:t>Enum</w:t>
       </w:r>
@@ -484,6 +537,7 @@
       <w:r>
         <w:rPr>
           <w:rFonts w:cstheme="minorHAnsi"/>
+          <w:u w:val="single"/>
         </w:rPr>
         <w:t>.</w:t>
       </w:r>
@@ -797,7 +851,26 @@
         <w:rPr>
           <w:rFonts w:cstheme="minorHAnsi"/>
         </w:rPr>
-        <w:t xml:space="preserve">La finalul fiecărei zile se salvează informațiile despre comenzile </w:t>
+        <w:t>La finalul fiecărei zile se salvează</w:t>
+      </w:r>
+      <w:r>
+        <w:rPr>
+          <w:rFonts w:cstheme="minorHAnsi"/>
+        </w:rPr>
+        <w:t xml:space="preserve"> </w:t>
+      </w:r>
+      <w:r>
+        <w:rPr>
+          <w:rFonts w:cstheme="minorHAnsi"/>
+          <w:u w:val="single"/>
+        </w:rPr>
+        <w:t>manual</w:t>
+      </w:r>
+      <w:r>
+        <w:rPr>
+          <w:rFonts w:cstheme="minorHAnsi"/>
+        </w:rPr>
+        <w:t xml:space="preserve"> informațiile despre comenzile </w:t>
       </w:r>
       <w:r>
         <w:rPr>
@@ -1092,6 +1165,7 @@
         <w:jc w:val="both"/>
         <w:rPr>
           <w:rFonts w:cstheme="minorHAnsi"/>
+          <w:u w:val="single"/>
           <w:lang w:val="pt-BR"/>
         </w:rPr>
       </w:pPr>
@@ -1099,6 +1173,7 @@
       <w:r>
         <w:rPr>
           <w:rFonts w:cstheme="minorHAnsi"/>
+          <w:u w:val="single"/>
         </w:rPr>
         <w:t>Aplicatia</w:t>
       </w:r>
@@ -1106,6 +1181,7 @@
       <w:r>
         <w:rPr>
           <w:rFonts w:cstheme="minorHAnsi"/>
+          <w:u w:val="single"/>
         </w:rPr>
         <w:t xml:space="preserve"> trebuie sa suporte un singur magazin cu un singur utilizator simultan.</w:t>
       </w:r>

--- a/docs/Lab01/Requirements_v2.0.docx
+++ b/docs/Lab01/Requirements_v2.0.docx
@@ -531,7 +531,7 @@
           <w:rFonts w:cstheme="minorHAnsi"/>
           <w:u w:val="single"/>
         </w:rPr>
-        <w:t>Enum</w:t>
+        <w:t>String</w:t>
       </w:r>
       <w:proofErr w:type="spellEnd"/>
       <w:r>
